--- a/Visualization/Spatial_analysis/Homework.docx
+++ b/Visualization/Spatial_analysis/Homework.docx
@@ -4,12 +4,95 @@
   <w:body>
     <w:p>
       <w:r>
+        <w:drawing>
+          <wp:inline distT="0" distB="0" distL="0" distR="0" wp14:anchorId="18433E5D" wp14:editId="2D87CE83">
+            <wp:extent cx="5943600" cy="2628265"/>
+            <wp:effectExtent l="0" t="0" r="0" b="635"/>
+            <wp:docPr id="920264234" name="Picture 1"/>
+            <wp:cNvGraphicFramePr>
+              <a:graphicFrameLocks xmlns:a="http://schemas.openxmlformats.org/drawingml/2006/main" noChangeAspect="1"/>
+            </wp:cNvGraphicFramePr>
+            <a:graphic xmlns:a="http://schemas.openxmlformats.org/drawingml/2006/main">
+              <a:graphicData uri="http://schemas.openxmlformats.org/drawingml/2006/picture">
+                <pic:pic xmlns:pic="http://schemas.openxmlformats.org/drawingml/2006/picture">
+                  <pic:nvPicPr>
+                    <pic:cNvPr id="920264234" name=""/>
+                    <pic:cNvPicPr/>
+                  </pic:nvPicPr>
+                  <pic:blipFill>
+                    <a:blip r:embed="rId7"/>
+                    <a:stretch>
+                      <a:fillRect/>
+                    </a:stretch>
+                  </pic:blipFill>
+                  <pic:spPr>
+                    <a:xfrm>
+                      <a:off x="0" y="0"/>
+                      <a:ext cx="5943600" cy="2628265"/>
+                    </a:xfrm>
+                    <a:prstGeom prst="rect">
+                      <a:avLst/>
+                    </a:prstGeom>
+                  </pic:spPr>
+                </pic:pic>
+              </a:graphicData>
+            </a:graphic>
+          </wp:inline>
+        </w:drawing>
+      </w:r>
+      <w:r>
+        <w:br/>
+      </w:r>
+      <w:r>
+        <w:drawing>
+          <wp:inline distT="0" distB="0" distL="0" distR="0" wp14:anchorId="5737E4ED" wp14:editId="1288B513">
+            <wp:extent cx="5943600" cy="2124075"/>
+            <wp:effectExtent l="0" t="0" r="0" b="9525"/>
+            <wp:docPr id="1447158870" name="Picture 1"/>
+            <wp:cNvGraphicFramePr>
+              <a:graphicFrameLocks xmlns:a="http://schemas.openxmlformats.org/drawingml/2006/main" noChangeAspect="1"/>
+            </wp:cNvGraphicFramePr>
+            <a:graphic xmlns:a="http://schemas.openxmlformats.org/drawingml/2006/main">
+              <a:graphicData uri="http://schemas.openxmlformats.org/drawingml/2006/picture">
+                <pic:pic xmlns:pic="http://schemas.openxmlformats.org/drawingml/2006/picture">
+                  <pic:nvPicPr>
+                    <pic:cNvPr id="1447158870" name=""/>
+                    <pic:cNvPicPr/>
+                  </pic:nvPicPr>
+                  <pic:blipFill>
+                    <a:blip r:embed="rId8"/>
+                    <a:stretch>
+                      <a:fillRect/>
+                    </a:stretch>
+                  </pic:blipFill>
+                  <pic:spPr>
+                    <a:xfrm>
+                      <a:off x="0" y="0"/>
+                      <a:ext cx="5943600" cy="2124075"/>
+                    </a:xfrm>
+                    <a:prstGeom prst="rect">
+                      <a:avLst/>
+                    </a:prstGeom>
+                  </pic:spPr>
+                </pic:pic>
+              </a:graphicData>
+            </a:graphic>
+          </wp:inline>
+        </w:drawing>
+      </w:r>
+      <w:r>
+        <w:br/>
+      </w:r>
+      <w:r>
         <w:t>Heatmap</w:t>
       </w:r>
       <w:r>
         <w:br/>
       </w:r>
       <w:r>
+        <w:rPr>
+          <w:noProof/>
+        </w:rPr>
         <w:drawing>
           <wp:inline distT="0" distB="0" distL="0" distR="0" wp14:anchorId="560B62AD" wp14:editId="0DDDFB2F">
             <wp:extent cx="5943600" cy="3063240"/>
@@ -26,7 +109,7 @@
                     <pic:cNvPicPr/>
                   </pic:nvPicPr>
                   <pic:blipFill>
-                    <a:blip r:embed="rId7"/>
+                    <a:blip r:embed="rId9"/>
                     <a:stretch>
                       <a:fillRect/>
                     </a:stretch>
@@ -48,12 +131,18 @@
       </w:r>
       <w:r>
         <w:br/>
+      </w:r>
+      <w:r>
+        <w:lastRenderedPageBreak/>
         <w:t xml:space="preserve">Hexagonal </w:t>
       </w:r>
       <w:r>
         <w:br/>
       </w:r>
       <w:r>
+        <w:rPr>
+          <w:noProof/>
+        </w:rPr>
         <w:drawing>
           <wp:inline distT="0" distB="0" distL="0" distR="0" wp14:anchorId="59909144" wp14:editId="13EFBF6C">
             <wp:extent cx="5943600" cy="3168650"/>
@@ -70,7 +159,7 @@
                     <pic:cNvPicPr/>
                   </pic:nvPicPr>
                   <pic:blipFill>
-                    <a:blip r:embed="rId8"/>
+                    <a:blip r:embed="rId10"/>
                     <a:stretch>
                       <a:fillRect/>
                     </a:stretch>
@@ -92,9 +181,6 @@
       </w:r>
       <w:r>
         <w:br/>
-      </w:r>
-      <w:r>
-        <w:lastRenderedPageBreak/>
         <w:t>KDE map</w:t>
       </w:r>
       <w:r>
@@ -102,10 +188,10 @@
       </w:r>
       <w:r>
         <w:drawing>
-          <wp:inline distT="0" distB="0" distL="0" distR="0" wp14:anchorId="51EC32FA" wp14:editId="5AF16444">
-            <wp:extent cx="5943600" cy="3317240"/>
-            <wp:effectExtent l="0" t="0" r="0" b="0"/>
-            <wp:docPr id="1929495409" name="Picture 1"/>
+          <wp:inline distT="0" distB="0" distL="0" distR="0" wp14:anchorId="44673E1E" wp14:editId="2D340EFD">
+            <wp:extent cx="5943600" cy="2985770"/>
+            <wp:effectExtent l="0" t="0" r="0" b="5080"/>
+            <wp:docPr id="573071338" name="Picture 1"/>
             <wp:cNvGraphicFramePr>
               <a:graphicFrameLocks xmlns:a="http://schemas.openxmlformats.org/drawingml/2006/main" noChangeAspect="1"/>
             </wp:cNvGraphicFramePr>
@@ -113,11 +199,11 @@
               <a:graphicData uri="http://schemas.openxmlformats.org/drawingml/2006/picture">
                 <pic:pic xmlns:pic="http://schemas.openxmlformats.org/drawingml/2006/picture">
                   <pic:nvPicPr>
-                    <pic:cNvPr id="1929495409" name=""/>
+                    <pic:cNvPr id="573071338" name=""/>
                     <pic:cNvPicPr/>
                   </pic:nvPicPr>
                   <pic:blipFill>
-                    <a:blip r:embed="rId9"/>
+                    <a:blip r:embed="rId11"/>
                     <a:stretch>
                       <a:fillRect/>
                     </a:stretch>
@@ -125,7 +211,7 @@
                   <pic:spPr>
                     <a:xfrm>
                       <a:off x="0" y="0"/>
-                      <a:ext cx="5943600" cy="3317240"/>
+                      <a:ext cx="5943600" cy="2985770"/>
                     </a:xfrm>
                     <a:prstGeom prst="rect">
                       <a:avLst/>
@@ -141,190 +227,174 @@
     <w:p>
       <w:pPr>
         <w:rPr>
+          <w:cs/>
+        </w:rPr>
+      </w:pPr>
+      <w:r>
+        <w:t>Q1:</w:t>
+      </w:r>
+      <w:r>
+        <w:rPr>
           <w:rFonts w:hint="cs"/>
           <w:cs/>
         </w:rPr>
-      </w:pPr>
-      <w:r>
-        <w:t>Q1:</w:t>
+        <w:t xml:space="preserve"> </w:t>
+      </w:r>
+      <w:r>
+        <w:rPr>
+          <w:cs/>
+        </w:rPr>
+        <w:t xml:space="preserve">จากการวิเคราะห์ด้วย </w:t>
+      </w:r>
+      <w:r>
+        <w:t xml:space="preserve">DBSCAN </w:t>
+      </w:r>
+      <w:r>
+        <w:rPr>
+          <w:cs/>
+        </w:rPr>
+        <w:t xml:space="preserve">โดยตั ้งพารามิเตอร์ คือ </w:t>
+      </w:r>
+      <w:r>
+        <w:t xml:space="preserve">eps = </w:t>
+      </w:r>
+      <w:proofErr w:type="gramStart"/>
+      <w:r>
+        <w:t>0.001 degree</w:t>
+      </w:r>
+      <w:proofErr w:type="gramEnd"/>
+      <w:r>
+        <w:t xml:space="preserve"> (</w:t>
+      </w:r>
+      <w:r>
+        <w:rPr>
+          <w:cs/>
+        </w:rPr>
+        <w:t xml:space="preserve">ประมาณ </w:t>
+      </w:r>
+      <w:r>
+        <w:t xml:space="preserve">111 </w:t>
+      </w:r>
+      <w:r>
+        <w:rPr>
+          <w:cs/>
+        </w:rPr>
+        <w:t>เมตร) และ</w:t>
+      </w:r>
+      <w:r>
+        <w:t xml:space="preserve"> min_samples = 3 </w:t>
+      </w:r>
+      <w:r>
+        <w:rPr>
+          <w:cs/>
+        </w:rPr>
+        <w:t>คลัสเตอร์ที ่มีจ านวนที ่พักมากที ่สุดอยู ่ในเขตใดของกรุงเทพฯ</w:t>
+      </w:r>
+      <w:r>
+        <w:rPr>
+          <w:cs/>
+        </w:rPr>
+        <w:br/>
       </w:r>
       <w:r>
         <w:rPr>
           <w:rFonts w:hint="cs"/>
           <w:cs/>
         </w:rPr>
-        <w:t xml:space="preserve"> </w:t>
-      </w:r>
-      <w:r>
-        <w:rPr>
-          <w:cs/>
-        </w:rPr>
-        <w:t xml:space="preserve">จากการวิเคราะห์ด้วย </w:t>
-      </w:r>
-      <w:r>
-        <w:t xml:space="preserve">DBSCAN </w:t>
-      </w:r>
-      <w:r>
-        <w:rPr>
-          <w:cs/>
-        </w:rPr>
-        <w:t xml:space="preserve">โดยตั ้งพารามิเตอร์ คือ </w:t>
-      </w:r>
-      <w:r>
-        <w:t xml:space="preserve">eps = </w:t>
-      </w:r>
-      <w:proofErr w:type="gramStart"/>
-      <w:r>
-        <w:t>0.001 degree</w:t>
-      </w:r>
-      <w:proofErr w:type="gramEnd"/>
-      <w:r>
-        <w:t xml:space="preserve"> (</w:t>
-      </w:r>
-      <w:r>
-        <w:rPr>
-          <w:cs/>
-        </w:rPr>
-        <w:t xml:space="preserve">ประมาณ </w:t>
-      </w:r>
-      <w:r>
-        <w:t xml:space="preserve">111 </w:t>
-      </w:r>
-      <w:r>
-        <w:rPr>
-          <w:cs/>
-        </w:rPr>
-        <w:t>เมตร) และ</w:t>
-      </w:r>
-      <w:r>
-        <w:t xml:space="preserve"> </w:t>
-      </w:r>
-      <w:proofErr w:type="spellStart"/>
-      <w:r>
-        <w:t>min_samples</w:t>
-      </w:r>
-      <w:proofErr w:type="spellEnd"/>
-      <w:r>
-        <w:t xml:space="preserve"> = 3 </w:t>
-      </w:r>
-      <w:r>
-        <w:rPr>
-          <w:cs/>
-        </w:rPr>
-        <w:t>คลัสเตอร์ที ่มีจ านวนที ่พักมากที ่สุดอยู ่ในเขตใดของกรุงเทพฯ</w:t>
-      </w:r>
-      <w:r>
-        <w:rPr>
-          <w:cs/>
-        </w:rPr>
-        <w:br/>
+        <w:t>ตอบ</w:t>
       </w:r>
       <w:r>
         <w:rPr>
           <w:rFonts w:hint="cs"/>
           <w:cs/>
         </w:rPr>
-        <w:t>ตอบ</w:t>
+        <w:t xml:space="preserve"> </w:t>
+      </w:r>
+      <w:r>
+        <w:t>Khlong Toei, Vadhana</w:t>
+      </w:r>
+    </w:p>
+    <w:p>
+      <w:r>
+        <w:lastRenderedPageBreak/>
+        <w:t xml:space="preserve">Q2: </w:t>
       </w:r>
       <w:r>
         <w:rPr>
           <w:rFonts w:hint="cs"/>
           <w:cs/>
         </w:rPr>
-        <w:t xml:space="preserve"> </w:t>
-      </w:r>
-      <w:r>
-        <w:t>Khlong Toei, Vadhana</w:t>
-      </w:r>
-    </w:p>
-    <w:p>
-      <w:r>
-        <w:t xml:space="preserve">Q2: </w:t>
+        <w:t>จ</w:t>
+      </w:r>
+      <w:r>
+        <w:rPr>
+          <w:cs/>
+        </w:rPr>
+        <w:t xml:space="preserve">ากการวิเคราะห์ด้วย </w:t>
+      </w:r>
+      <w:r>
+        <w:t xml:space="preserve">KDE </w:t>
+      </w:r>
+      <w:r>
+        <w:rPr>
+          <w:cs/>
+        </w:rPr>
+        <w:t xml:space="preserve">โดยตั ้งพารามิเตอร์ </w:t>
+      </w:r>
+      <w:r>
+        <w:t xml:space="preserve">Bandwidth = </w:t>
+      </w:r>
+      <w:proofErr w:type="gramStart"/>
+      <w:r>
+        <w:t>0.005 degree</w:t>
+      </w:r>
+      <w:proofErr w:type="gramEnd"/>
+      <w:r>
+        <w:t xml:space="preserve"> (</w:t>
+      </w:r>
+      <w:r>
+        <w:rPr>
+          <w:cs/>
+        </w:rPr>
+        <w:t xml:space="preserve">ประมาณ </w:t>
+      </w:r>
+      <w:r>
+        <w:t xml:space="preserve">555 </w:t>
+      </w:r>
+      <w:r>
+        <w:rPr>
+          <w:cs/>
+        </w:rPr>
+        <w:t>เมตร) ตามค่า</w:t>
+      </w:r>
+      <w:r>
+        <w:t xml:space="preserve"> default </w:t>
+      </w:r>
+      <w:r>
+        <w:rPr>
+          <w:cs/>
+        </w:rPr>
+        <w:t>ที ่พักที ่อยู ่ในต าแหน่งที ่มีความหนาแน่นสูงสุด มีชื ่อว่าอะไร</w:t>
+      </w:r>
+      <w:r>
+        <w:rPr>
+          <w:cs/>
+        </w:rPr>
+        <w:br/>
       </w:r>
       <w:r>
         <w:rPr>
           <w:rFonts w:hint="cs"/>
           <w:cs/>
         </w:rPr>
-        <w:t>จ</w:t>
-      </w:r>
-      <w:r>
-        <w:rPr>
-          <w:cs/>
-        </w:rPr>
-        <w:t xml:space="preserve">ากการวิเคราะห์ด้วย </w:t>
-      </w:r>
-      <w:r>
-        <w:t xml:space="preserve">KDE </w:t>
-      </w:r>
-      <w:r>
-        <w:rPr>
-          <w:cs/>
-        </w:rPr>
-        <w:t xml:space="preserve">โดยตั ้งพารามิเตอร์ </w:t>
-      </w:r>
-      <w:r>
-        <w:t xml:space="preserve">Bandwidth = </w:t>
-      </w:r>
-      <w:proofErr w:type="gramStart"/>
-      <w:r>
-        <w:t>0.005 degree</w:t>
-      </w:r>
-      <w:proofErr w:type="gramEnd"/>
-      <w:r>
-        <w:t xml:space="preserve"> (</w:t>
-      </w:r>
-      <w:r>
-        <w:rPr>
-          <w:cs/>
-        </w:rPr>
-        <w:t xml:space="preserve">ประมาณ </w:t>
-      </w:r>
-      <w:r>
-        <w:t xml:space="preserve">555 </w:t>
-      </w:r>
-      <w:r>
-        <w:rPr>
-          <w:cs/>
-        </w:rPr>
-        <w:t>เมตร) ตามค่า</w:t>
-      </w:r>
-      <w:r>
-        <w:t xml:space="preserve"> default </w:t>
-      </w:r>
-      <w:r>
-        <w:rPr>
-          <w:cs/>
-        </w:rPr>
-        <w:t>ที ่พักที ่อยู ่ในต าแหน่งที ่มีความหนาแน่นสูงสุด มีชื ่อว่าอะไร</w:t>
-      </w:r>
-      <w:r>
-        <w:rPr>
-          <w:cs/>
-        </w:rPr>
-        <w:br/>
-      </w:r>
-      <w:r>
-        <w:rPr>
-          <w:rFonts w:hint="cs"/>
-          <w:cs/>
-        </w:rPr>
         <w:t xml:space="preserve">ตอบ </w:t>
       </w:r>
       <w:r>
-        <w:t xml:space="preserve">Sukhumvit Suite: </w:t>
-      </w:r>
-      <w:proofErr w:type="spellStart"/>
-      <w:r>
-        <w:t>Onnut</w:t>
-      </w:r>
-      <w:proofErr w:type="spellEnd"/>
-      <w:r>
-        <w:t xml:space="preserve"> BTS, Malls &amp; Street Food</w:t>
+        <w:t>Sukhumvit Suite: Onnut BTS, Malls &amp; Street Food</w:t>
       </w:r>
     </w:p>
     <w:sectPr>
-      <w:headerReference w:type="default" r:id="rId10"/>
+      <w:headerReference w:type="default" r:id="rId12"/>
       <w:pgSz w:w="12240" w:h="15840"/>
       <w:pgMar w:top="1440" w:right="1440" w:bottom="1440" w:left="1440" w:header="720" w:footer="720" w:gutter="0"/>
       <w:cols w:space="720"/>
@@ -1005,6 +1075,7 @@
   <w:style w:type="character" w:default="1" w:styleId="DefaultParagraphFont">
     <w:name w:val="Default Paragraph Font"/>
     <w:uiPriority w:val="1"/>
+    <w:semiHidden/>
     <w:unhideWhenUsed/>
   </w:style>
   <w:style w:type="table" w:default="1" w:styleId="TableNormal">
